--- a/backend/templates/service_note_advance.docx
+++ b/backend/templates/service_note_advance.docx
@@ -115,6 +115,7 @@
         <w:spacing w:before="0" w:after="40" w:line="276" w:lineRule="exact"/>
         <w:jc w:val="right"/>
       </w:pPr>
+      <w:commentRangeStart w:id="0"/>
       <w:r>
         <w:rPr>
           <w:rFonts w:ascii="Times New Roman" w:hAnsi="Times New Roman"/>
@@ -122,7 +123,14 @@
           <w:i w:val="0"/>
           <w:sz w:val="24"/>
         </w:rPr>
-        <w:t>Президенту ВСКС</w:t>
+        <w:t xml:space="preserve">Руководителю {{ customer_short_name }}</w:t>
+      </w:r>
+      <w:commentRangeEnd w:id="0"/>
+      <w:r>
+        <w:rPr>
+          <w:rStyle w:val="CommentReference"/>
+        </w:rPr>
+        <w:commentReference w:id="0"/>
       </w:r>
     </w:p>
     <w:p>
@@ -130,6 +138,7 @@
         <w:spacing w:before="0" w:after="120" w:line="276" w:lineRule="exact"/>
         <w:jc w:val="right"/>
       </w:pPr>
+      <w:commentRangeStart w:id="1"/>
       <w:r>
         <w:rPr>
           <w:rFonts w:ascii="Times New Roman" w:hAnsi="Times New Roman"/>
@@ -138,6 +147,13 @@
           <w:sz w:val="24"/>
         </w:rPr>
         <w:t>{{customer_signatory_name_genitive}}</w:t>
+      </w:r>
+      <w:commentRangeEnd w:id="1"/>
+      <w:r>
+        <w:rPr>
+          <w:rStyle w:val="CommentReference"/>
+        </w:rPr>
+        <w:commentReference w:id="1"/>
       </w:r>
     </w:p>
     <w:p>
@@ -154,6 +170,7 @@
         </w:rPr>
         <w:t xml:space="preserve">от </w:t>
       </w:r>
+      <w:commentRangeStart w:id="2"/>
       <w:r>
         <w:rPr>
           <w:rFonts w:ascii="Times New Roman" w:hAnsi="Times New Roman"/>
@@ -163,12 +180,20 @@
         </w:rPr>
         <w:t>{{initiator_role}}</w:t>
       </w:r>
+      <w:commentRangeEnd w:id="2"/>
+      <w:r>
+        <w:rPr>
+          <w:rStyle w:val="CommentReference"/>
+        </w:rPr>
+        <w:commentReference w:id="2"/>
+      </w:r>
     </w:p>
     <w:p>
       <w:pPr>
         <w:spacing w:before="0" w:after="200" w:line="276" w:lineRule="exact"/>
         <w:jc w:val="right"/>
       </w:pPr>
+      <w:commentRangeStart w:id="3"/>
       <w:r>
         <w:rPr>
           <w:rFonts w:ascii="Times New Roman" w:hAnsi="Times New Roman"/>
@@ -177,6 +202,13 @@
           <w:sz w:val="24"/>
         </w:rPr>
         <w:t>{{initiator_name}}</w:t>
+      </w:r>
+      <w:commentRangeEnd w:id="3"/>
+      <w:r>
+        <w:rPr>
+          <w:rStyle w:val="CommentReference"/>
+        </w:rPr>
+        <w:commentReference w:id="3"/>
       </w:r>
     </w:p>
     <w:p>
@@ -199,6 +231,7 @@
         <w:spacing w:before="0" w:after="0" w:line="276" w:lineRule="exact"/>
         <w:jc w:val="center"/>
       </w:pPr>
+      <w:commentRangeStart w:id="4"/>
       <w:r>
         <w:rPr>
           <w:rFonts w:ascii="Times New Roman" w:hAnsi="Times New Roman"/>
@@ -207,6 +240,13 @@
           <w:sz w:val="20"/>
         </w:rPr>
         <w:t>{% if doc_kind == 'advance' %}</w:t>
+      </w:r>
+      <w:commentRangeEnd w:id="4"/>
+      <w:r>
+        <w:rPr>
+          <w:rStyle w:val="CommentReference"/>
+        </w:rPr>
+        <w:commentReference w:id="4"/>
       </w:r>
     </w:p>
     <w:p>
@@ -228,6 +268,7 @@
         <w:spacing w:before="0" w:after="120" w:line="276" w:lineRule="exact"/>
         <w:jc w:val="center"/>
       </w:pPr>
+      <w:commentRangeStart w:id="5"/>
       <w:r>
         <w:rPr>
           <w:rFonts w:ascii="Times New Roman" w:hAnsi="Times New Roman"/>
@@ -236,6 +277,13 @@
           <w:sz w:val="20"/>
         </w:rPr>
         <w:t>{% endif %}</w:t>
+      </w:r>
+      <w:commentRangeEnd w:id="5"/>
+      <w:r>
+        <w:rPr>
+          <w:rStyle w:val="CommentReference"/>
+        </w:rPr>
+        <w:commentReference w:id="5"/>
       </w:r>
     </w:p>
     <w:p>
@@ -252,6 +300,7 @@
         </w:rPr>
         <w:t>г. Москва                          «</w:t>
       </w:r>
+      <w:commentRangeStart w:id="6"/>
       <w:r>
         <w:rPr>
           <w:rFonts w:ascii="Times New Roman" w:hAnsi="Times New Roman"/>
@@ -260,6 +309,13 @@
           <w:sz w:val="24"/>
         </w:rPr>
         <w:t>{{today}}</w:t>
+      </w:r>
+      <w:commentRangeEnd w:id="6"/>
+      <w:r>
+        <w:rPr>
+          <w:rStyle w:val="CommentReference"/>
+        </w:rPr>
+        <w:commentReference w:id="6"/>
       </w:r>
       <w:r>
         <w:rPr>
@@ -285,6 +341,7 @@
         </w:rPr>
         <w:t xml:space="preserve">Прошу выдать аванс на расходы по </w:t>
       </w:r>
+      <w:commentRangeStart w:id="7"/>
       <w:r>
         <w:rPr>
           <w:rFonts w:ascii="Times New Roman" w:hAnsi="Times New Roman"/>
@@ -293,6 +350,13 @@
           <w:sz w:val="24"/>
         </w:rPr>
         <w:t>{{subject}}</w:t>
+      </w:r>
+      <w:commentRangeEnd w:id="7"/>
+      <w:r>
+        <w:rPr>
+          <w:rStyle w:val="CommentReference"/>
+        </w:rPr>
+        <w:commentReference w:id="7"/>
       </w:r>
       <w:r>
         <w:rPr>
@@ -303,6 +367,7 @@
         </w:rPr>
         <w:t xml:space="preserve"> в размере </w:t>
       </w:r>
+      <w:commentRangeStart w:id="8"/>
       <w:r>
         <w:rPr>
           <w:rFonts w:ascii="Times New Roman" w:hAnsi="Times New Roman"/>
@@ -311,6 +376,13 @@
           <w:sz w:val="24"/>
         </w:rPr>
         <w:t>{{contract_price_num}}</w:t>
+      </w:r>
+      <w:commentRangeEnd w:id="8"/>
+      <w:r>
+        <w:rPr>
+          <w:rStyle w:val="CommentReference"/>
+        </w:rPr>
+        <w:commentReference w:id="8"/>
       </w:r>
       <w:r>
         <w:rPr>
@@ -321,6 +393,7 @@
         </w:rPr>
         <w:t xml:space="preserve"> руб. (</w:t>
       </w:r>
+      <w:commentRangeStart w:id="9"/>
       <w:r>
         <w:rPr>
           <w:rFonts w:ascii="Times New Roman" w:hAnsi="Times New Roman"/>
@@ -329,6 +402,13 @@
           <w:sz w:val="24"/>
         </w:rPr>
         <w:t>{{contract_price_words}}</w:t>
+      </w:r>
+      <w:commentRangeEnd w:id="9"/>
+      <w:r>
+        <w:rPr>
+          <w:rStyle w:val="CommentReference"/>
+        </w:rPr>
+        <w:commentReference w:id="9"/>
       </w:r>
       <w:r>
         <w:rPr>
@@ -354,6 +434,7 @@
         </w:rPr>
         <w:t xml:space="preserve">Подотчётное лицо: </w:t>
       </w:r>
+      <w:commentRangeStart w:id="10"/>
       <w:r>
         <w:rPr>
           <w:rFonts w:ascii="Times New Roman" w:hAnsi="Times New Roman"/>
@@ -362,6 +443,13 @@
           <w:sz w:val="24"/>
         </w:rPr>
         <w:t>{{responsible_person}}</w:t>
+      </w:r>
+      <w:commentRangeEnd w:id="10"/>
+      <w:r>
+        <w:rPr>
+          <w:rStyle w:val="CommentReference"/>
+        </w:rPr>
+        <w:commentReference w:id="10"/>
       </w:r>
     </w:p>
     <w:p>
@@ -378,6 +466,7 @@
         </w:rPr>
         <w:t xml:space="preserve">Срок отчётности: </w:t>
       </w:r>
+      <w:commentRangeStart w:id="11"/>
       <w:r>
         <w:rPr>
           <w:rFonts w:ascii="Times New Roman" w:hAnsi="Times New Roman"/>
@@ -386,6 +475,13 @@
           <w:sz w:val="24"/>
         </w:rPr>
         <w:t>{{service_deadline_date}}</w:t>
+      </w:r>
+      <w:commentRangeEnd w:id="11"/>
+      <w:r>
+        <w:rPr>
+          <w:rStyle w:val="CommentReference"/>
+        </w:rPr>
+        <w:commentReference w:id="11"/>
       </w:r>
     </w:p>
     <w:p>
@@ -402,6 +498,7 @@
         </w:rPr>
         <w:t xml:space="preserve">Категория ФЭО: </w:t>
       </w:r>
+      <w:commentRangeStart w:id="12"/>
       <w:r>
         <w:rPr>
           <w:rFonts w:ascii="Times New Roman" w:hAnsi="Times New Roman"/>
@@ -410,6 +507,13 @@
           <w:sz w:val="24"/>
         </w:rPr>
         <w:t>{{feo_path}}</w:t>
+      </w:r>
+      <w:commentRangeEnd w:id="12"/>
+      <w:r>
+        <w:rPr>
+          <w:rStyle w:val="CommentReference"/>
+        </w:rPr>
+        <w:commentReference w:id="12"/>
       </w:r>
     </w:p>
     <w:p>
@@ -426,6 +530,7 @@
         </w:rPr>
         <w:t xml:space="preserve">Субсидия: </w:t>
       </w:r>
+      <w:commentRangeStart w:id="13"/>
       <w:r>
         <w:rPr>
           <w:rFonts w:ascii="Times New Roman" w:hAnsi="Times New Roman"/>
@@ -434,6 +539,13 @@
           <w:sz w:val="24"/>
         </w:rPr>
         <w:t>{{subsidy_name}}</w:t>
+      </w:r>
+      <w:commentRangeEnd w:id="13"/>
+      <w:r>
+        <w:rPr>
+          <w:rStyle w:val="CommentReference"/>
+        </w:rPr>
+        <w:commentReference w:id="13"/>
       </w:r>
     </w:p>
     <w:p>
@@ -456,6 +568,7 @@
         <w:spacing w:before="0" w:after="0" w:line="276" w:lineRule="exact"/>
         <w:jc w:val="both"/>
       </w:pPr>
+      <w:commentRangeStart w:id="14"/>
       <w:r>
         <w:rPr>
           <w:rFonts w:ascii="Times New Roman" w:hAnsi="Times New Roman"/>
@@ -465,12 +578,20 @@
         </w:rPr>
         <w:t>{% for item in items %}</w:t>
       </w:r>
+      <w:commentRangeEnd w:id="14"/>
+      <w:r>
+        <w:rPr>
+          <w:rStyle w:val="CommentReference"/>
+        </w:rPr>
+        <w:commentReference w:id="14"/>
+      </w:r>
     </w:p>
     <w:p>
       <w:pPr>
         <w:spacing w:before="0" w:after="40" w:line="276" w:lineRule="exact"/>
         <w:jc w:val="both"/>
       </w:pPr>
+      <w:commentRangeStart w:id="15"/>
       <w:r>
         <w:rPr>
           <w:rFonts w:ascii="Times New Roman" w:hAnsi="Times New Roman"/>
@@ -479,6 +600,13 @@
           <w:sz w:val="24"/>
         </w:rPr>
         <w:t>{{item.num}}</w:t>
+      </w:r>
+      <w:commentRangeEnd w:id="15"/>
+      <w:r>
+        <w:rPr>
+          <w:rStyle w:val="CommentReference"/>
+        </w:rPr>
+        <w:commentReference w:id="15"/>
       </w:r>
       <w:r>
         <w:rPr>
@@ -489,6 +617,7 @@
         </w:rPr>
         <w:t xml:space="preserve">. </w:t>
       </w:r>
+      <w:commentRangeStart w:id="16"/>
       <w:r>
         <w:rPr>
           <w:rFonts w:ascii="Times New Roman" w:hAnsi="Times New Roman"/>
@@ -497,6 +626,13 @@
           <w:sz w:val="24"/>
         </w:rPr>
         <w:t>{{item.name}}</w:t>
+      </w:r>
+      <w:commentRangeEnd w:id="16"/>
+      <w:r>
+        <w:rPr>
+          <w:rStyle w:val="CommentReference"/>
+        </w:rPr>
+        <w:commentReference w:id="16"/>
       </w:r>
       <w:r>
         <w:rPr>
@@ -507,6 +643,7 @@
         </w:rPr>
         <w:t xml:space="preserve"> — </w:t>
       </w:r>
+      <w:commentRangeStart w:id="17"/>
       <w:r>
         <w:rPr>
           <w:rFonts w:ascii="Times New Roman" w:hAnsi="Times New Roman"/>
@@ -516,12 +653,20 @@
         </w:rPr>
         <w:t>{{item.total_price}}</w:t>
       </w:r>
+      <w:commentRangeEnd w:id="17"/>
+      <w:r>
+        <w:rPr>
+          <w:rStyle w:val="CommentReference"/>
+        </w:rPr>
+        <w:commentReference w:id="17"/>
+      </w:r>
     </w:p>
     <w:p>
       <w:pPr>
         <w:spacing w:before="0" w:after="120" w:line="276" w:lineRule="exact"/>
         <w:jc w:val="both"/>
       </w:pPr>
+      <w:commentRangeStart w:id="18"/>
       <w:r>
         <w:rPr>
           <w:rFonts w:ascii="Times New Roman" w:hAnsi="Times New Roman"/>
@@ -530,6 +675,13 @@
           <w:sz w:val="20"/>
         </w:rPr>
         <w:t>{% endfor %}</w:t>
+      </w:r>
+      <w:commentRangeEnd w:id="18"/>
+      <w:r>
+        <w:rPr>
+          <w:rStyle w:val="CommentReference"/>
+        </w:rPr>
+        <w:commentReference w:id="18"/>
       </w:r>
     </w:p>
     <w:p>
@@ -566,6 +718,7 @@
             <w:pPr>
               <w:jc w:val="center"/>
             </w:pPr>
+            <w:commentRangeStart w:id="22"/>
             <w:r>
               <w:rPr>
                 <w:rFonts w:ascii="Times New Roman" w:hAnsi="Times New Roman"/>
@@ -575,11 +728,19 @@
               </w:rPr>
               <w:t>{% for r in left_receipts %}</w:t>
             </w:r>
+            <w:commentRangeEnd w:id="22"/>
+            <w:r>
+              <w:rPr>
+                <w:rStyle w:val="CommentReference"/>
+              </w:rPr>
+              <w:commentReference w:id="22"/>
+            </w:r>
           </w:p>
           <w:p>
             <w:pPr>
               <w:jc w:val="center"/>
             </w:pPr>
+            <w:commentRangeStart w:id="23"/>
             <w:r>
               <w:rPr>
                 <w:rFonts w:ascii="Times New Roman" w:hAnsi="Times New Roman"/>
@@ -589,11 +750,19 @@
               </w:rPr>
               <w:t>{{ r }}</w:t>
             </w:r>
+            <w:commentRangeEnd w:id="23"/>
+            <w:r>
+              <w:rPr>
+                <w:rStyle w:val="CommentReference"/>
+              </w:rPr>
+              <w:commentReference w:id="23"/>
+            </w:r>
           </w:p>
           <w:p>
             <w:pPr>
               <w:jc w:val="center"/>
             </w:pPr>
+            <w:commentRangeStart w:id="24"/>
             <w:r>
               <w:rPr>
                 <w:rFonts w:ascii="Times New Roman" w:hAnsi="Times New Roman"/>
@@ -602,6 +771,13 @@
                 <w:sz w:val="20"/>
               </w:rPr>
               <w:t>{% endfor %}</w:t>
+            </w:r>
+            <w:commentRangeEnd w:id="24"/>
+            <w:r>
+              <w:rPr>
+                <w:rStyle w:val="CommentReference"/>
+              </w:rPr>
+              <w:commentReference w:id="24"/>
             </w:r>
           </w:p>
         </w:tc>
@@ -613,6 +789,7 @@
             <w:pPr>
               <w:jc w:val="center"/>
             </w:pPr>
+            <w:commentRangeStart w:id="25"/>
             <w:r>
               <w:rPr>
                 <w:rFonts w:ascii="Times New Roman" w:hAnsi="Times New Roman"/>
@@ -622,11 +799,19 @@
               </w:rPr>
               <w:t>{% for r in right_receipts %}</w:t>
             </w:r>
+            <w:commentRangeEnd w:id="25"/>
+            <w:r>
+              <w:rPr>
+                <w:rStyle w:val="CommentReference"/>
+              </w:rPr>
+              <w:commentReference w:id="25"/>
+            </w:r>
           </w:p>
           <w:p>
             <w:pPr>
               <w:jc w:val="center"/>
             </w:pPr>
+            <w:commentRangeStart w:id="26"/>
             <w:r>
               <w:rPr>
                 <w:rFonts w:ascii="Times New Roman" w:hAnsi="Times New Roman"/>
@@ -636,11 +821,19 @@
               </w:rPr>
               <w:t>{{ r }}</w:t>
             </w:r>
+            <w:commentRangeEnd w:id="26"/>
+            <w:r>
+              <w:rPr>
+                <w:rStyle w:val="CommentReference"/>
+              </w:rPr>
+              <w:commentReference w:id="26"/>
+            </w:r>
           </w:p>
           <w:p>
             <w:pPr>
               <w:jc w:val="center"/>
             </w:pPr>
+            <w:commentRangeStart w:id="27"/>
             <w:r>
               <w:rPr>
                 <w:rFonts w:ascii="Times New Roman" w:hAnsi="Times New Roman"/>
@@ -649,6 +842,13 @@
                 <w:sz w:val="20"/>
               </w:rPr>
               <w:t>{% endfor %}</w:t>
+            </w:r>
+            <w:commentRangeEnd w:id="27"/>
+            <w:r>
+              <w:rPr>
+                <w:rStyle w:val="CommentReference"/>
+              </w:rPr>
+              <w:commentReference w:id="27"/>
             </w:r>
           </w:p>
         </w:tc>
@@ -660,6 +860,7 @@
         <w:spacing w:before="0" w:after="80" w:line="276" w:lineRule="exact"/>
         <w:jc w:val="left"/>
       </w:pPr>
+      <w:commentRangeStart w:id="19"/>
       <w:r>
         <w:rPr>
           <w:rFonts w:ascii="Times New Roman" w:hAnsi="Times New Roman"/>
@@ -668,6 +869,13 @@
           <w:sz w:val="24"/>
         </w:rPr>
         <w:t>{{initiator_role}}</w:t>
+      </w:r>
+      <w:commentRangeEnd w:id="19"/>
+      <w:r>
+        <w:rPr>
+          <w:rStyle w:val="CommentReference"/>
+        </w:rPr>
+        <w:commentReference w:id="19"/>
       </w:r>
     </w:p>
     <w:p>
@@ -684,6 +892,7 @@
         </w:rPr>
         <w:t xml:space="preserve">___________________ / </w:t>
       </w:r>
+      <w:commentRangeStart w:id="20"/>
       <w:r>
         <w:rPr>
           <w:rFonts w:ascii="Times New Roman" w:hAnsi="Times New Roman"/>
@@ -692,6 +901,13 @@
           <w:sz w:val="24"/>
         </w:rPr>
         <w:t>{{initiator_name}}</w:t>
+      </w:r>
+      <w:commentRangeEnd w:id="20"/>
+      <w:r>
+        <w:rPr>
+          <w:rStyle w:val="CommentReference"/>
+        </w:rPr>
+        <w:commentReference w:id="20"/>
       </w:r>
     </w:p>
     <w:p>
@@ -708,6 +924,7 @@
         </w:rPr>
         <w:t>«</w:t>
       </w:r>
+      <w:commentRangeStart w:id="21"/>
       <w:r>
         <w:rPr>
           <w:rFonts w:ascii="Times New Roman" w:hAnsi="Times New Roman"/>
@@ -716,6 +933,13 @@
           <w:sz w:val="24"/>
         </w:rPr>
         <w:t>{{today}}</w:t>
+      </w:r>
+      <w:commentRangeEnd w:id="21"/>
+      <w:r>
+        <w:rPr>
+          <w:rStyle w:val="CommentReference"/>
+        </w:rPr>
+        <w:commentReference w:id="21"/>
       </w:r>
       <w:r>
         <w:rPr>
@@ -735,6 +959,459 @@
     </w:sectPr>
   </w:body>
 </w:document>
+</file>
+
+<file path=word/comments.xml><?xml version="1.0" encoding="utf-8"?>
+<w:comments xmlns:a="http://schemas.openxmlformats.org/drawingml/2006/main" xmlns:pic="http://schemas.openxmlformats.org/drawingml/2006/picture" xmlns:r="http://schemas.openxmlformats.org/officeDocument/2006/relationships" xmlns:w="http://schemas.openxmlformats.org/wordprocessingml/2006/main" xmlns:wp="http://schemas.openxmlformats.org/drawingml/2006/wordprocessingDrawing" xmlns:mc="http://schemas.openxmlformats.org/markup-compatibility/2006" xmlns:a14="http://schemas.microsoft.com/office/drawing/2010/main" xmlns:w14="http://schemas.microsoft.com/office/word/2010/wordml" xmlns:wpc="http://schemas.microsoft.com/office/word/2010/wordprocessingCanvas">
+  <w:comment w:id="0" w:author="Подсказка" w:initials="П" w:date="2026-01-01T00:00:00Z">
+    <w:p>
+      <w:pPr>
+        <w:pStyle w:val="CommentText"/>
+      </w:pPr>
+      <w:r>
+        <w:rPr>
+          <w:rStyle w:val="CommentReference"/>
+        </w:rPr>
+        <w:annotationRef/>
+      </w:r>
+      <w:r>
+        <w:t>Краткое наименование Заказчика (из карточки организации). Пример: АНО «Пример»</w:t>
+      </w:r>
+    </w:p>
+  </w:comment>
+  <w:comment w:id="1" w:author="Подсказка" w:initials="П" w:date="2026-01-01T00:00:00Z">
+    <w:p>
+      <w:pPr>
+        <w:pStyle w:val="CommentText"/>
+      </w:pPr>
+      <w:r>
+        <w:rPr>
+          <w:rStyle w:val="CommentReference"/>
+        </w:rPr>
+        <w:annotationRef/>
+      </w:r>
+      <w:r>
+        <w:t>ФИО в род.падеже. Пример: Петрова Петра Петровича</w:t>
+      </w:r>
+    </w:p>
+  </w:comment>
+  <w:comment w:id="2" w:author="Подсказка" w:initials="П" w:date="2026-01-01T00:00:00Z">
+    <w:p>
+      <w:pPr>
+        <w:pStyle w:val="CommentText"/>
+      </w:pPr>
+      <w:r>
+        <w:rPr>
+          <w:rStyle w:val="CommentReference"/>
+        </w:rPr>
+        <w:annotationRef/>
+      </w:r>
+      <w:r>
+        <w:t>Должность инициатора. Пример: начальник отдела</w:t>
+      </w:r>
+    </w:p>
+  </w:comment>
+  <w:comment w:id="3" w:author="Подсказка" w:initials="П" w:date="2026-01-01T00:00:00Z">
+    <w:p>
+      <w:pPr>
+        <w:pStyle w:val="CommentText"/>
+      </w:pPr>
+      <w:r>
+        <w:rPr>
+          <w:rStyle w:val="CommentReference"/>
+        </w:rPr>
+        <w:annotationRef/>
+      </w:r>
+      <w:r>
+        <w:t>ФИО инициатора. Пример: Иванов И.И.</w:t>
+      </w:r>
+    </w:p>
+  </w:comment>
+  <w:comment w:id="4" w:author="Подсказка" w:initials="П" w:date="2026-01-01T00:00:00Z">
+    <w:p>
+      <w:pPr>
+        <w:pStyle w:val="CommentText"/>
+      </w:pPr>
+      <w:r>
+        <w:rPr>
+          <w:rStyle w:val="CommentReference"/>
+        </w:rPr>
+        <w:annotationRef/>
+      </w:r>
+      <w:r>
+        <w:t>Печатается, только если это служебная записка на аванс</w:t>
+      </w:r>
+    </w:p>
+  </w:comment>
+  <w:comment w:id="5" w:author="Подсказка" w:initials="П" w:date="2026-01-01T00:00:00Z">
+    <w:p>
+      <w:pPr>
+        <w:pStyle w:val="CommentText"/>
+      </w:pPr>
+      <w:r>
+        <w:rPr>
+          <w:rStyle w:val="CommentReference"/>
+        </w:rPr>
+        <w:annotationRef/>
+      </w:r>
+      <w:r>
+        <w:t>Конец условия</w:t>
+      </w:r>
+    </w:p>
+  </w:comment>
+  <w:comment w:id="6" w:author="Подсказка" w:initials="П" w:date="2026-01-01T00:00:00Z">
+    <w:p>
+      <w:pPr>
+        <w:pStyle w:val="CommentText"/>
+      </w:pPr>
+      <w:r>
+        <w:rPr>
+          <w:rStyle w:val="CommentReference"/>
+        </w:rPr>
+        <w:annotationRef/>
+      </w:r>
+      <w:r>
+        <w:t>Сегодняшняя дата. Пример: 13.05.2026</w:t>
+      </w:r>
+    </w:p>
+  </w:comment>
+  <w:comment w:id="7" w:author="Подсказка" w:initials="П" w:date="2026-01-01T00:00:00Z">
+    <w:p>
+      <w:pPr>
+        <w:pStyle w:val="CommentText"/>
+      </w:pPr>
+      <w:r>
+        <w:rPr>
+          <w:rStyle w:val="CommentReference"/>
+        </w:rPr>
+        <w:annotationRef/>
+      </w:r>
+      <w:r>
+        <w:t>Предмет закупки. Пример: Оказание услуг связи</w:t>
+      </w:r>
+    </w:p>
+  </w:comment>
+  <w:comment w:id="8" w:author="Подсказка" w:initials="П" w:date="2026-01-01T00:00:00Z">
+    <w:p>
+      <w:pPr>
+        <w:pStyle w:val="CommentText"/>
+      </w:pPr>
+      <w:r>
+        <w:rPr>
+          <w:rStyle w:val="CommentReference"/>
+        </w:rPr>
+        <w:annotationRef/>
+      </w:r>
+      <w:r>
+        <w:t>Цена без валюты. Пример: 130 000,00</w:t>
+      </w:r>
+    </w:p>
+  </w:comment>
+  <w:comment w:id="9" w:author="Подсказка" w:initials="П" w:date="2026-01-01T00:00:00Z">
+    <w:p>
+      <w:pPr>
+        <w:pStyle w:val="CommentText"/>
+      </w:pPr>
+      <w:r>
+        <w:rPr>
+          <w:rStyle w:val="CommentReference"/>
+        </w:rPr>
+        <w:annotationRef/>
+      </w:r>
+      <w:r>
+        <w:t>Цена прописью. Пример: сто тридцать тысяч рублей 00 копеек</w:t>
+      </w:r>
+    </w:p>
+  </w:comment>
+  <w:comment w:id="10" w:author="Подсказка" w:initials="П" w:date="2026-01-01T00:00:00Z">
+    <w:p>
+      <w:pPr>
+        <w:pStyle w:val="CommentText"/>
+      </w:pPr>
+      <w:r>
+        <w:rPr>
+          <w:rStyle w:val="CommentReference"/>
+        </w:rPr>
+        <w:annotationRef/>
+      </w:r>
+      <w:r>
+        <w:t>ФИО ответственного исполнителя. Пример: Иванов Иван Иванович</w:t>
+      </w:r>
+    </w:p>
+  </w:comment>
+  <w:comment w:id="11" w:author="Подсказка" w:initials="П" w:date="2026-01-01T00:00:00Z">
+    <w:p>
+      <w:pPr>
+        <w:pStyle w:val="CommentText"/>
+      </w:pPr>
+      <w:r>
+        <w:rPr>
+          <w:rStyle w:val="CommentReference"/>
+        </w:rPr>
+        <w:annotationRef/>
+      </w:r>
+      <w:r>
+        <w:t>Срок 'до даты'. Пример: 28.02.2026</w:t>
+      </w:r>
+    </w:p>
+  </w:comment>
+  <w:comment w:id="12" w:author="Подсказка" w:initials="П" w:date="2026-01-01T00:00:00Z">
+    <w:p>
+      <w:pPr>
+        <w:pStyle w:val="CommentText"/>
+      </w:pPr>
+      <w:r>
+        <w:rPr>
+          <w:rStyle w:val="CommentReference"/>
+        </w:rPr>
+        <w:annotationRef/>
+      </w:r>
+      <w:r>
+        <w:t>Полный путь ФЭО. Пример: 1. Адм → 1.2 IT → 1.2.3 Услуги связи</w:t>
+      </w:r>
+    </w:p>
+  </w:comment>
+  <w:comment w:id="13" w:author="Подсказка" w:initials="П" w:date="2026-01-01T00:00:00Z">
+    <w:p>
+      <w:pPr>
+        <w:pStyle w:val="CommentText"/>
+      </w:pPr>
+      <w:r>
+        <w:rPr>
+          <w:rStyle w:val="CommentReference"/>
+        </w:rPr>
+        <w:annotationRef/>
+      </w:r>
+      <w:r>
+        <w:t>Наименование субсидии. Пример: ФАДМ-2026</w:t>
+      </w:r>
+    </w:p>
+  </w:comment>
+  <w:comment w:id="14" w:author="Подсказка" w:initials="П" w:date="2026-01-01T00:00:00Z">
+    <w:p>
+      <w:pPr>
+        <w:pStyle w:val="CommentText"/>
+      </w:pPr>
+      <w:r>
+        <w:rPr>
+          <w:rStyle w:val="CommentReference"/>
+        </w:rPr>
+        <w:annotationRef/>
+      </w:r>
+      <w:r>
+        <w:t>Повторяющийся блок (не строка таблицы): печатается для каждой позиции закупки</w:t>
+      </w:r>
+    </w:p>
+  </w:comment>
+  <w:comment w:id="15" w:author="Подсказка" w:initials="П" w:date="2026-01-01T00:00:00Z">
+    <w:p>
+      <w:pPr>
+        <w:pStyle w:val="CommentText"/>
+      </w:pPr>
+      <w:r>
+        <w:rPr>
+          <w:rStyle w:val="CommentReference"/>
+        </w:rPr>
+        <w:annotationRef/>
+      </w:r>
+      <w:r>
+        <w:t>Текущая позиция внутри таблицы позиций — используется только в строках таблицы. Пример: позиция списка</w:t>
+      </w:r>
+    </w:p>
+  </w:comment>
+  <w:comment w:id="16" w:author="Подсказка" w:initials="П" w:date="2026-01-01T00:00:00Z">
+    <w:p>
+      <w:pPr>
+        <w:pStyle w:val="CommentText"/>
+      </w:pPr>
+      <w:r>
+        <w:rPr>
+          <w:rStyle w:val="CommentReference"/>
+        </w:rPr>
+        <w:annotationRef/>
+      </w:r>
+      <w:r>
+        <w:t>Текущая позиция внутри таблицы позиций — используется только в строках таблицы. Пример: позиция списка</w:t>
+      </w:r>
+    </w:p>
+  </w:comment>
+  <w:comment w:id="17" w:author="Подсказка" w:initials="П" w:date="2026-01-01T00:00:00Z">
+    <w:p>
+      <w:pPr>
+        <w:pStyle w:val="CommentText"/>
+      </w:pPr>
+      <w:r>
+        <w:rPr>
+          <w:rStyle w:val="CommentReference"/>
+        </w:rPr>
+        <w:annotationRef/>
+      </w:r>
+      <w:r>
+        <w:t>Текущая позиция внутри таблицы позиций — используется только в строках таблицы. Пример: позиция списка</w:t>
+      </w:r>
+    </w:p>
+  </w:comment>
+  <w:comment w:id="18" w:author="Подсказка" w:initials="П" w:date="2026-01-01T00:00:00Z">
+    <w:p>
+      <w:pPr>
+        <w:pStyle w:val="CommentText"/>
+      </w:pPr>
+      <w:r>
+        <w:rPr>
+          <w:rStyle w:val="CommentReference"/>
+        </w:rPr>
+        <w:annotationRef/>
+      </w:r>
+      <w:r>
+        <w:t>Конец повторяющегося блока</w:t>
+      </w:r>
+    </w:p>
+  </w:comment>
+  <w:comment w:id="19" w:author="Подсказка" w:initials="П" w:date="2026-01-01T00:00:00Z">
+    <w:p>
+      <w:pPr>
+        <w:pStyle w:val="CommentText"/>
+      </w:pPr>
+      <w:r>
+        <w:rPr>
+          <w:rStyle w:val="CommentReference"/>
+        </w:rPr>
+        <w:annotationRef/>
+      </w:r>
+      <w:r>
+        <w:t>Должность инициатора. Пример: начальник отдела</w:t>
+      </w:r>
+    </w:p>
+  </w:comment>
+  <w:comment w:id="20" w:author="Подсказка" w:initials="П" w:date="2026-01-01T00:00:00Z">
+    <w:p>
+      <w:pPr>
+        <w:pStyle w:val="CommentText"/>
+      </w:pPr>
+      <w:r>
+        <w:rPr>
+          <w:rStyle w:val="CommentReference"/>
+        </w:rPr>
+        <w:annotationRef/>
+      </w:r>
+      <w:r>
+        <w:t>ФИО инициатора. Пример: Иванов И.И.</w:t>
+      </w:r>
+    </w:p>
+  </w:comment>
+  <w:comment w:id="21" w:author="Подсказка" w:initials="П" w:date="2026-01-01T00:00:00Z">
+    <w:p>
+      <w:pPr>
+        <w:pStyle w:val="CommentText"/>
+      </w:pPr>
+      <w:r>
+        <w:rPr>
+          <w:rStyle w:val="CommentReference"/>
+        </w:rPr>
+        <w:annotationRef/>
+      </w:r>
+      <w:r>
+        <w:t>Сегодняшняя дата. Пример: 13.05.2026</w:t>
+      </w:r>
+    </w:p>
+  </w:comment>
+  <w:comment w:id="22" w:author="Подсказка" w:initials="П" w:date="2026-01-01T00:00:00Z">
+    <w:p>
+      <w:pPr>
+        <w:pStyle w:val="CommentText"/>
+      </w:pPr>
+      <w:r>
+        <w:rPr>
+          <w:rStyle w:val="CommentReference"/>
+        </w:rPr>
+        <w:annotationRef/>
+      </w:r>
+      <w:r>
+        <w:t>Повторяющийся блок: левая колонка чеков (1-й, 3-й, 5-й...)</w:t>
+      </w:r>
+    </w:p>
+  </w:comment>
+  <w:comment w:id="23" w:author="Подсказка" w:initials="П" w:date="2026-01-01T00:00:00Z">
+    <w:p>
+      <w:pPr>
+        <w:pStyle w:val="CommentText"/>
+      </w:pPr>
+      <w:r>
+        <w:rPr>
+          <w:rStyle w:val="CommentReference"/>
+        </w:rPr>
+        <w:annotationRef/>
+      </w:r>
+      <w:r>
+        <w:t>Текущий чек внутри цикла по чекам (left_receipts/right_receipts) — используется только в этом цикле. Пример: (изображение чека)</w:t>
+      </w:r>
+    </w:p>
+  </w:comment>
+  <w:comment w:id="24" w:author="Подсказка" w:initials="П" w:date="2026-01-01T00:00:00Z">
+    <w:p>
+      <w:pPr>
+        <w:pStyle w:val="CommentText"/>
+      </w:pPr>
+      <w:r>
+        <w:rPr>
+          <w:rStyle w:val="CommentReference"/>
+        </w:rPr>
+        <w:annotationRef/>
+      </w:r>
+      <w:r>
+        <w:t>Конец повторяющегося блока</w:t>
+      </w:r>
+    </w:p>
+  </w:comment>
+  <w:comment w:id="25" w:author="Подсказка" w:initials="П" w:date="2026-01-01T00:00:00Z">
+    <w:p>
+      <w:pPr>
+        <w:pStyle w:val="CommentText"/>
+      </w:pPr>
+      <w:r>
+        <w:rPr>
+          <w:rStyle w:val="CommentReference"/>
+        </w:rPr>
+        <w:annotationRef/>
+      </w:r>
+      <w:r>
+        <w:t>Повторяющийся блок: правая колонка чеков (2-й, 4-й, 6-й...)</w:t>
+      </w:r>
+    </w:p>
+  </w:comment>
+  <w:comment w:id="26" w:author="Подсказка" w:initials="П" w:date="2026-01-01T00:00:00Z">
+    <w:p>
+      <w:pPr>
+        <w:pStyle w:val="CommentText"/>
+      </w:pPr>
+      <w:r>
+        <w:rPr>
+          <w:rStyle w:val="CommentReference"/>
+        </w:rPr>
+        <w:annotationRef/>
+      </w:r>
+      <w:r>
+        <w:t>Текущий чек внутри цикла по чекам (left_receipts/right_receipts) — используется только в этом цикле. Пример: (изображение чека)</w:t>
+      </w:r>
+    </w:p>
+  </w:comment>
+  <w:comment w:id="27" w:author="Подсказка" w:initials="П" w:date="2026-01-01T00:00:00Z">
+    <w:p>
+      <w:pPr>
+        <w:pStyle w:val="CommentText"/>
+      </w:pPr>
+      <w:r>
+        <w:rPr>
+          <w:rStyle w:val="CommentReference"/>
+        </w:rPr>
+        <w:annotationRef/>
+      </w:r>
+      <w:r>
+        <w:t>Конец повторяющегося блока</w:t>
+      </w:r>
+    </w:p>
+  </w:comment>
+</w:comments>
 </file>
 
 <file path=word/numbering.xml><?xml version="1.0" encoding="utf-8"?>
